--- a/templates/pm-template.docx
+++ b/templates/pm-template.docx
@@ -5622,6 +5622,42 @@
       </w:r>
       <w:bookmarkEnd w:id="11"/>
     </w:p>
+    <w:p>
+      <w:r>
+        <w:t>{#env_blocks}</w:t>
+      </w:r>
+    </w:p>
+    <w:p>
+      <w:r>
+        <w:t>{#has_name}</w:t>
+      </w:r>
+    </w:p>
+    <w:p>
+      <w:pPr>
+        <w:keepNext/>
+        <w:spacing w:before="120" w:after="120"/>
+        <w:rPr>
+          <w:b/>
+          <w:bCs/>
+          <w:sz w:val="24"/>
+          <w:szCs w:val="24"/>
+        </w:rPr>
+      </w:pPr>
+      <w:r>
+        <w:rPr>
+          <w:b/>
+          <w:bCs/>
+          <w:sz w:val="24"/>
+          <w:szCs w:val="24"/>
+        </w:rPr>
+        <w:t>{name}</w:t>
+      </w:r>
+    </w:p>
+    <w:p>
+      <w:r>
+        <w:t>{/has_name}</w:t>
+      </w:r>
+    </w:p>
     <w:tbl>
       <w:tblPr>
         <w:tblStyle w:val="TableGrid"/>
@@ -6048,6 +6084,11 @@
         </w:tc>
       </w:tr>
     </w:tbl>
+    <w:p>
+      <w:r>
+        <w:t>{/env_blocks}</w:t>
+      </w:r>
+    </w:p>
     <w:p/>
     <w:p/>
     <w:p>
@@ -12055,17 +12096,58 @@
     </w:p>
     <w:p>
       <w:r>
-        <w:t>{#has_backup}</w:t>
+        <w:t>{#env_blocks}</w:t>
       </w:r>
     </w:p>
     <w:p>
       <w:r>
-        <w:t>{@backup_table}</w:t>
+        <w:t>{#has_name}</w:t>
       </w:r>
     </w:p>
     <w:p>
+      <w:pPr>
+        <w:keepNext/>
+        <w:spacing w:before="120" w:after="120"/>
+        <w:rPr>
+          <w:b/>
+          <w:bCs/>
+          <w:sz w:val="24"/>
+          <w:szCs w:val="24"/>
+        </w:rPr>
+      </w:pPr>
+      <w:r>
+        <w:rPr>
+          <w:b/>
+          <w:bCs/>
+          <w:sz w:val="24"/>
+          <w:szCs w:val="24"/>
+        </w:rPr>
+        <w:t>{name}</w:t>
+      </w:r>
+    </w:p>
+    <w:p>
+      <w:r>
+        <w:t>{/has_name}</w:t>
+      </w:r>
+    </w:p>
+    <w:p>
+      <w:r>
+        <w:t>{#has_backup}</w:t>
+      </w:r>
+    </w:p>
+    <w:p>
+      <w:r>
+        <w:t>{@backup_table}</w:t>
+      </w:r>
+    </w:p>
+    <w:p>
       <w:r>
         <w:t>{/has_backup}</w:t>
+      </w:r>
+    </w:p>
+    <w:p>
+      <w:r>
+        <w:t>{/env_blocks}</w:t>
       </w:r>
     </w:p>
     <w:p>

--- a/templates/pm-template.docx
+++ b/templates/pm-template.docx
@@ -6430,18 +6430,11 @@
                 <w:sz w:val="20"/>
                 <w:szCs w:val="20"/>
               </w:rPr>
-              <w:t xml:space="preserve">CPU </w:t>
-            </w:r>
-            <w:r>
-              <w:rPr>
-                <w:rFonts w:cstheme="minorHAnsi"/>
-                <w:b/>
-                <w:bCs/>
-                <w:noProof/>
-                <w:sz w:val="20"/>
-                <w:szCs w:val="20"/>
-              </w:rPr>
-              <w:t>Load Average  (15-min)</w:t>
+              <w:t>CPU Load Average</w:t>
+              <w:br/>
+              <w:t>(15</w:t>
+              <w:noBreakHyphen/>
+              <w:t>min)</w:t>
             </w:r>
           </w:p>
         </w:tc>
@@ -7217,6 +7210,7 @@
     </w:p>
     <w:tbl>
       <w:tblPr>
+        <w:tblStyle w:val="TableGrid"/>
         <w:tblW w:w="9351" w:type="dxa"/>
         <w:tblBorders>
           <w:top w:val="single" w:sz="4" w:space="0" w:color="auto"/>
@@ -7380,64 +7374,31 @@
           </w:tcPr>
           <w:p>
             <w:pPr>
-              <w:ind w:left="720" w:hanging="720"/>
-              <w:contextualSpacing/>
-              <w:rPr>
-                <w:rFonts w:cstheme="minorHAnsi"/>
-                <w:b/>
-                <w:bCs/>
-                <w:noProof/>
-                <w:sz w:val="20"/>
-                <w:szCs w:val="20"/>
-              </w:rPr>
-            </w:pPr>
-            <w:r>
-              <w:rPr>
-                <w:rFonts w:cstheme="minorHAnsi"/>
-                <w:b/>
-                <w:bCs/>
-                <w:noProof/>
-                <w:sz w:val="20"/>
-                <w:szCs w:val="20"/>
-              </w:rPr>
-              <w:t xml:space="preserve">CPU </w:t>
-            </w:r>
-            <w:r>
-              <w:rPr>
-                <w:rFonts w:cstheme="minorHAnsi"/>
-                <w:b/>
-                <w:bCs/>
-                <w:noProof/>
-                <w:sz w:val="20"/>
-                <w:szCs w:val="20"/>
-              </w:rPr>
-              <w:t>Load Average</w:t>
-            </w:r>
-          </w:p>
-          <w:p>
-            <w:pPr>
-              <w:ind w:left="720" w:hanging="720"/>
-              <w:contextualSpacing/>
-              <w:jc w:val="center"/>
-              <w:rPr>
-                <w:rFonts w:cstheme="minorHAnsi"/>
-                <w:b/>
-                <w:bCs/>
-                <w:noProof/>
-                <w:sz w:val="20"/>
-                <w:szCs w:val="20"/>
-              </w:rPr>
-            </w:pPr>
-            <w:r>
-              <w:rPr>
-                <w:rFonts w:cstheme="minorHAnsi"/>
-                <w:b/>
-                <w:bCs/>
-                <w:noProof/>
-                <w:sz w:val="20"/>
-                <w:szCs w:val="20"/>
-              </w:rPr>
-              <w:t>(15-min)</w:t>
+              <w:contextualSpacing/>
+              <w:jc w:val="center"/>
+              <w:rPr>
+                <w:rFonts w:cstheme="minorHAnsi"/>
+                <w:b/>
+                <w:bCs/>
+                <w:noProof/>
+                <w:sz w:val="20"/>
+                <w:szCs w:val="20"/>
+              </w:rPr>
+            </w:pPr>
+            <w:r>
+              <w:rPr>
+                <w:rFonts w:cstheme="minorHAnsi"/>
+                <w:b/>
+                <w:bCs/>
+                <w:noProof/>
+                <w:sz w:val="20"/>
+                <w:szCs w:val="20"/>
+              </w:rPr>
+              <w:t>CPU Load Average</w:t>
+              <w:br/>
+              <w:t>(15</w:t>
+              <w:noBreakHyphen/>
+              <w:t>min)</w:t>
             </w:r>
           </w:p>
         </w:tc>

--- a/templates/pm-template.docx
+++ b/templates/pm-template.docx
@@ -12294,6 +12294,11 @@
       </w:tr>
     </w:tbl>
     <w:p/>
+    <w:p>
+      <w:r>
+        <w:t>[[TXIMG:{tx_key}]]</w:t>
+      </w:r>
+    </w:p>
     <w:p>
       <w:r>
         <w:t>{/tx_items}</w:t>
